--- a/templates/prilozhenie2.docx
+++ b/templates/prilozhenie2.docx
@@ -1557,7 +1557,15 @@
           <w:rFonts w:ascii="Times New Roman" w:hAnsi="Times New Roman" w:cs="Times New Roman"/>
           <w:lang w:val="bg-BG"/>
         </w:rPr>
-        <w:t>………………………</w:t>
+        <w:t>…………….</w:t>
+      </w:r>
+      <w:r>
+        <w:rPr>
+          <w:rFonts w:ascii="Times New Roman" w:hAnsi="Times New Roman" w:cs="Times New Roman"/>
+          <w:b/>
+          <w:lang w:val="bg-BG"/>
+        </w:rPr>
+        <w:t xml:space="preserve"> ……</w:t>
       </w:r>
       <w:r>
         <w:rPr>
